--- a/Power BI Excel Export - New PC Setup and Test Guide.docx
+++ b/Power BI Excel Export - New PC Setup and Test Guide.docx
@@ -2658,7 +2658,7 @@
           <w:p>
             <w:pPr/>
             <w:r>
-              <w:t xml:space="preserve">Series headers and value cells in the exact report colours; legend and category rows get a colour tab; the bar coloured by hand matches; without the permission a note says the theme colours were used</w:t>
+              <w:t xml:space="preserve">Series headers and value cells in the exact report colours, including legend and category colours and colour rules; the bar coloured by hand matches; without the permission a note says the theme colours were used</w:t>
             </w:r>
           </w:p>
         </w:tc>

--- a/Power BI Excel Export - New PC Setup and Test Guide.docx
+++ b/Power BI Excel Export - New PC Setup and Test Guide.docx
@@ -1175,7 +1175,7 @@
       <w:bookmarkStart w:id="2" w:name="bongo_lang_bash_2"/>
       <w:bookmarkEnd w:id="2"/>
       <w:r>
-        <w:t xml:space="preserve">python -m http.server 5500</w:t>
+        <w:t xml:space="preserve">python serve.py</w:t>
       </w:r>
     </w:p>
     <w:p>
@@ -1208,7 +1208,7 @@
         </w:numPr>
       </w:pPr>
       <w:r>
-        <w:t xml:space="preserve">Leave the terminal open while testing; press Ctrl+C to stop the server.</w:t>
+        <w:t xml:space="preserve">serve.py makes the browser check for the latest files on every load, so it never runs an outdated copy after an update. Leave the terminal open while testing; press Ctrl+C to stop the server.</w:t>
       </w:r>
     </w:p>
     <w:p>
@@ -2658,7 +2658,7 @@
           <w:p>
             <w:pPr/>
             <w:r>
-              <w:t xml:space="preserve">Series headers and value cells in the exact report colours, including legend and category colours and colour rules; the bar coloured by hand matches; without the permission a note says the theme colours were used</w:t>
+              <w:t xml:space="preserve">Exact report colours where the chart's legend puts them: legend and category cells, series headers; values only for colour scales and rules. The bar coloured by hand matches; without the permission a note says the theme colours were used</w:t>
             </w:r>
           </w:p>
         </w:tc>
